--- a/src/assets/product-emission/templates/certificado-salud.template.docx
+++ b/src/assets/product-emission/templates/certificado-salud.template.docx
@@ -2906,7 +2906,7 @@
           <w:spacing w:val="-2"/>
           <w:sz w:val="12"/>
         </w:rPr>
-        <w:t>{#coberturas}{name}</w:t>
+        <w:t>{cov0Nombre}</w:t>
       </w:r>
       <w:r>
         <w:rPr>
@@ -2921,7 +2921,7 @@
           <w:spacing w:val="-4"/>
           <w:sz w:val="12"/>
         </w:rPr>
-        <w:t>{suma}</w:t>
+        <w:t>{cov0Suma}</w:t>
       </w:r>
       <w:r>
         <w:rPr>
@@ -2936,7 +2936,127 @@
           <w:spacing w:val="-2"/>
           <w:sz w:val="12"/>
         </w:rPr>
-        <w:t>{prima}{/coberturas}</w:t>
+        <w:t>{cov0Prima}</w:t>
+      </w:r>
+    </w:p>
+    <w:p>
+      <w:pPr>
+        <w:tabs>
+          <w:tab w:pos="7492" w:val="left" w:leader="none"/>
+          <w:tab w:pos="9592" w:val="left" w:leader="none"/>
+        </w:tabs>
+        <w:spacing w:before="12"/>
+        <w:ind w:left="42" w:right="0" w:firstLine="0"/>
+        <w:jc w:val="left"/>
+        <w:rPr>
+          <w:rFonts w:ascii="Arial MT"/>
+          <w:sz w:val="12"/>
+        </w:rPr>
+      </w:pPr>
+      <w:r>
+        <w:rPr>
+          <w:b/>
+          <w:sz w:val="12"/>
+        </w:rPr>
+        <w:t>{cov1Nombre}</w:t>
+      </w:r>
+      <w:r>
+        <w:rPr>
+          <w:b/>
+          <w:spacing w:val="-2"/>
+          <w:sz w:val="12"/>
+        </w:rPr>
+        <w:t/>
+      </w:r>
+      <w:r>
+        <w:rPr>
+          <w:b/>
+          <w:sz w:val="12"/>
+        </w:rPr>
+        <w:tab/>
+      </w:r>
+      <w:r>
+        <w:rPr>
+          <w:rFonts w:ascii="Arial MT"/>
+          <w:spacing w:val="-2"/>
+          <w:sz w:val="12"/>
+        </w:rPr>
+        <w:t>{cov1Suma}</w:t>
+      </w:r>
+      <w:r>
+        <w:rPr>
+          <w:rFonts w:ascii="Arial MT"/>
+          <w:sz w:val="12"/>
+        </w:rPr>
+        <w:tab/>
+      </w:r>
+      <w:r>
+        <w:rPr>
+          <w:rFonts w:ascii="Arial MT"/>
+          <w:spacing w:val="-2"/>
+          <w:sz w:val="12"/>
+        </w:rPr>
+        <w:t>{cov1Prima}</w:t>
+      </w:r>
+    </w:p>
+    <w:p>
+      <w:pPr>
+        <w:tabs>
+          <w:tab w:pos="7559" w:val="left" w:leader="none"/>
+          <w:tab w:pos="9726" w:val="left" w:leader="none"/>
+        </w:tabs>
+        <w:spacing w:before="12"/>
+        <w:ind w:left="42" w:right="0" w:firstLine="0"/>
+        <w:jc w:val="left"/>
+        <w:rPr>
+          <w:rFonts w:ascii="Arial MT"/>
+          <w:sz w:val="12"/>
+        </w:rPr>
+      </w:pPr>
+      <w:r>
+        <w:rPr>
+          <w:b/>
+          <w:sz w:val="12"/>
+        </w:rPr>
+        <w:t>{cov2NombreFull}</w:t>
+      </w:r>
+      <w:r>
+        <w:rPr>
+          <w:b/>
+          <w:spacing w:val="-2"/>
+          <w:sz w:val="12"/>
+        </w:rPr>
+        <w:t/>
+      </w:r>
+      <w:r>
+        <w:rPr>
+          <w:b/>
+          <w:sz w:val="12"/>
+        </w:rPr>
+        <w:tab/>
+      </w:r>
+      <w:r>
+        <w:rPr>
+          <w:rFonts w:ascii="Arial MT"/>
+          <w:spacing w:val="-2"/>
+          <w:sz w:val="12"/>
+        </w:rPr>
+        <w:t>{cov2Suma}</w:t>
+      </w:r>
+      <w:r>
+        <w:rPr>
+          <w:rFonts w:ascii="Arial MT"/>
+          <w:sz w:val="12"/>
+        </w:rPr>
+        <w:tab/>
+      </w:r>
+      <w:r>
+        <w:rPr>
+          <w:rFonts w:ascii="Arial MT"/>
+          <w:spacing w:val="-4"/>
+          <w:sz w:val="12"/>
+        </w:rPr>
+        <w:t>{cov2Prima}</w:t>
       </w:r>
     </w:p>
     <w:p>
@@ -7456,7 +7576,7 @@
           <w:spacing w:val="-2"/>
           <w:sz w:val="12"/>
         </w:rPr>
-        <w:t>{#coberturas}{name}</w:t>
+        <w:t>{cov0Nombre}</w:t>
       </w:r>
       <w:r>
         <w:rPr>
@@ -7471,7 +7591,7 @@
           <w:spacing w:val="-4"/>
           <w:sz w:val="12"/>
         </w:rPr>
-        <w:t>{suma}</w:t>
+        <w:t>{cov0Suma}</w:t>
       </w:r>
       <w:r>
         <w:rPr>
@@ -7486,7 +7606,127 @@
           <w:spacing w:val="-2"/>
           <w:sz w:val="12"/>
         </w:rPr>
-        <w:t>{prima}{/coberturas}</w:t>
+        <w:t>{cov0Prima}</w:t>
+      </w:r>
+    </w:p>
+    <w:p>
+      <w:pPr>
+        <w:tabs>
+          <w:tab w:pos="7492" w:val="left" w:leader="none"/>
+          <w:tab w:pos="9592" w:val="left" w:leader="none"/>
+        </w:tabs>
+        <w:spacing w:before="12"/>
+        <w:ind w:left="42" w:right="0" w:firstLine="0"/>
+        <w:jc w:val="left"/>
+        <w:rPr>
+          <w:rFonts w:ascii="Arial MT"/>
+          <w:sz w:val="12"/>
+        </w:rPr>
+      </w:pPr>
+      <w:r>
+        <w:rPr>
+          <w:b/>
+          <w:sz w:val="12"/>
+        </w:rPr>
+        <w:t>{cov1Nombre}</w:t>
+      </w:r>
+      <w:r>
+        <w:rPr>
+          <w:b/>
+          <w:spacing w:val="-2"/>
+          <w:sz w:val="12"/>
+        </w:rPr>
+        <w:t/>
+      </w:r>
+      <w:r>
+        <w:rPr>
+          <w:b/>
+          <w:sz w:val="12"/>
+        </w:rPr>
+        <w:tab/>
+      </w:r>
+      <w:r>
+        <w:rPr>
+          <w:rFonts w:ascii="Arial MT"/>
+          <w:spacing w:val="-2"/>
+          <w:sz w:val="12"/>
+        </w:rPr>
+        <w:t>{cov1Suma}</w:t>
+      </w:r>
+      <w:r>
+        <w:rPr>
+          <w:rFonts w:ascii="Arial MT"/>
+          <w:sz w:val="12"/>
+        </w:rPr>
+        <w:tab/>
+      </w:r>
+      <w:r>
+        <w:rPr>
+          <w:rFonts w:ascii="Arial MT"/>
+          <w:spacing w:val="-2"/>
+          <w:sz w:val="12"/>
+        </w:rPr>
+        <w:t>{cov1Prima}</w:t>
+      </w:r>
+    </w:p>
+    <w:p>
+      <w:pPr>
+        <w:tabs>
+          <w:tab w:pos="7559" w:val="left" w:leader="none"/>
+          <w:tab w:pos="9726" w:val="left" w:leader="none"/>
+        </w:tabs>
+        <w:spacing w:before="12"/>
+        <w:ind w:left="42" w:right="0" w:firstLine="0"/>
+        <w:jc w:val="left"/>
+        <w:rPr>
+          <w:rFonts w:ascii="Arial MT"/>
+          <w:sz w:val="12"/>
+        </w:rPr>
+      </w:pPr>
+      <w:r>
+        <w:rPr>
+          <w:b/>
+          <w:sz w:val="12"/>
+        </w:rPr>
+        <w:t>{cov2NombreFull}</w:t>
+      </w:r>
+      <w:r>
+        <w:rPr>
+          <w:b/>
+          <w:spacing w:val="-2"/>
+          <w:sz w:val="12"/>
+        </w:rPr>
+        <w:t/>
+      </w:r>
+      <w:r>
+        <w:rPr>
+          <w:b/>
+          <w:sz w:val="12"/>
+        </w:rPr>
+        <w:tab/>
+      </w:r>
+      <w:r>
+        <w:rPr>
+          <w:rFonts w:ascii="Arial MT"/>
+          <w:spacing w:val="-2"/>
+          <w:sz w:val="12"/>
+        </w:rPr>
+        <w:t>{cov2Suma}</w:t>
+      </w:r>
+      <w:r>
+        <w:rPr>
+          <w:rFonts w:ascii="Arial MT"/>
+          <w:sz w:val="12"/>
+        </w:rPr>
+        <w:tab/>
+      </w:r>
+      <w:r>
+        <w:rPr>
+          <w:rFonts w:ascii="Arial MT"/>
+          <w:spacing w:val="-4"/>
+          <w:sz w:val="12"/>
+        </w:rPr>
+        <w:t>{cov2Prima}</w:t>
       </w:r>
     </w:p>
     <w:p>
